--- a/docs/book/Word/Chapter13/How_the_Brain_Learns_Chapter_13_Why_the_Brain_Works_the_Way_It_Does.docx
+++ b/docs/book/Word/Chapter13/How_the_Brain_Learns_Chapter_13_Why_the_Brain_Works_the_Way_It_Does.docx
@@ -195,7 +195,7 @@
         <w:pStyle w:val="BodyText"/>
       </w:pPr>
       <w:r>
-        <w:t xml:space="preserve">The cavefish is a small parable for this chapter. The earlier chapters have described what the brain does: how its cells signal, how chemicals reset its circuits, how it learns, perceives, feels, decides, and practices, and, in Chapter 12, how much of that activity can be read as prediction. Chapter 12 closed with questions prediction cannot answer: why the brain signals with spikes, why it is built as a hierarchy of areas, why it keeps a fast memory beside a slow one, and why it spends its energy as it does. These are questions of a different kind.</w:t>
+        <w:t xml:space="preserve">The cavefish is a small parable for this chapter. The earlier chapters described what the brain does, and Chapter 12 closed with questions prediction cannot answer: why the brain signals with spikes, why it is built as a hierarchy of areas, why it keeps a fast memory beside a slow one, and why it spends its energy as it does. These are questions of a different kind.</w:t>
       </w:r>
     </w:p>
     <w:p>
@@ -433,7 +433,7 @@
         <w:pStyle w:val="BodyText"/>
       </w:pPr>
       <w:r>
-        <w:t xml:space="preserve">The argument extends to the synaptic failures that Chapter 1 described, in which more than half of the impulses arriving at a hippocampal synapse release nothing. Levy and Baxter showed in theory that such failures can raise a neuron’s efficiency: a synapse that transmits on only some trials costs much less, while the information it loses is information the receiving neuron could not have passed on anyway.</w:t>
+        <w:t xml:space="preserve">The argument extends to the synaptic failures of Chapters 1 and 2. Levy and Baxter showed in theory that such failures can raise a neuron’s efficiency: a synapse that transmits on only some trials costs much less, while the information it loses is information the receiving neuron could not have passed on anyway.</w:t>
       </w:r>
       <w:r>
         <w:rPr>
@@ -523,7 +523,7 @@
         <w:pStyle w:val="BodyText"/>
       </w:pPr>
       <w:r>
-        <w:t xml:space="preserve">The difficulty is distance. Chapter 2 described how a voltage spreading passively along a thin fiber fades over a short distance, and how noise added at each point along the way accumulates with it. An analog signal cannot be cleaned up; whatever noise has been added is now part of the signal. A spike is regenerated at every point it reaches, so that what arrives at the far end of the axon is as crisp as what left, much as a digital signal can be copied indefinitely without loss. Rahul Sarpeshkar, an engineer who designs low-power circuits, argued in 1998 that the most efficient way to compute with noisy components is neither analog nor digital but a hybrid: compute in graded form over short distances, where graded signals are cheap and rich, and restore the signal to discrete form before noise accumulates.</w:t>
+        <w:t xml:space="preserve">The difficulty is distance. Chapter 2 described how a voltage spreading passively along a thin fiber fades over a short distance, and any noise added at each point along the way accumulates with it. An analog signal cannot be cleaned up; whatever noise has been added is now part of the signal. A spike is regenerated at every point it reaches, so that what arrives at the far end of the axon is as crisp as what left, much as a digital signal can be copied indefinitely without loss. Rahul Sarpeshkar, an engineer who designs low-power circuits, argued in 1998 that the most efficient way to compute with noisy components is neither analog nor digital but a hybrid: compute in graded form over short distances, where graded signals are cheap and rich, and restore the signal to discrete form before noise accumulates.</w:t>
       </w:r>
       <w:r>
         <w:rPr>
@@ -972,7 +972,7 @@
         <w:t xml:space="preserve"> </w:t>
       </w:r>
       <w:r>
-        <w:t xml:space="preserve">These are small, abstract networks, and they show only that a cost on wiring is enough to produce modules and a hierarchy, not that it is what produced the brain’s. But a brain that pays for every axon is pushed toward the arrangement of areas the earlier chapters described.</w:t>
+        <w:t xml:space="preserve">These are small, abstract networks, and they show only that a cost on wiring is enough to produce modules and a hierarchy, not that it is what produced the brain’s.</w:t>
       </w:r>
     </w:p>
     <w:bookmarkEnd w:id="64"/>
@@ -1168,7 +1168,7 @@
         <w:pStyle w:val="FirstParagraph"/>
       </w:pPr>
       <w:r>
-        <w:t xml:space="preserve">The most visible trade-off is size. A bigger brain buys more neurons, and neurons are expensive in a way that can be stated simply. Suzana Herculano-Houzel estimated from measurements in rodents and primates that each billion neurons costs about 6 kilocalories a day, roughly the same in every species studied, so that the human brain’s 86 billion neurons cost about 500 kilocalories a day.</w:t>
+        <w:t xml:space="preserve">The most visible trade-off is size. A bigger brain buys more neurons, and neurons are expensive in a way that can be stated simply. Suzana Herculano-Houzel estimated from measurements in rodents and primates that each billion neurons costs about 6 kilocalories a day, roughly the same in every species studied, so that the human brain’s 86 billion neurons cost about 500 kilocalories a day, or about 25 watts, a little above the round 20 watts of Chapter 1, which comes from a different method of estimation.</w:t>
       </w:r>
       <w:r>
         <w:rPr>
@@ -1391,7 +1391,7 @@
         <w:pStyle w:val="BodyText"/>
       </w:pPr>
       <w:r>
-        <w:t xml:space="preserve">The basal ganglia, the loops that select actions and that dopamine teaches (Chapters 3, 8, and 9), are an example of persistence. Sten Grillner and Brita Robertson have reviewed evidence from the lamprey, a jawless fish whose ancestors split from ours about 560 million years ago, that its basal ganglia have the same basic organization as a mammal’s: a striatum with a direct and an indirect pathway, inputs from the forebrain and thalamus, output nuclei that hold actions in check, and a dopamine input that signals value.</w:t>
+        <w:t xml:space="preserve">The basal ganglia, the loops that select actions and that dopamine teaches (Chapters 3, 4, 8, and 9), are an example of persistence. Sten Grillner and Brita Robertson have reviewed evidence from the lamprey, a jawless fish whose ancestors split from ours about 560 million years ago, that its basal ganglia have the same basic organization as a mammal’s: a striatum with a direct and an indirect pathway, inputs from the forebrain and thalamus, output nuclei that hold actions in check, and a dopamine input that signals value.</w:t>
       </w:r>
       <w:r>
         <w:rPr>
@@ -1718,7 +1718,7 @@
         <w:pStyle w:val="FirstParagraph"/>
       </w:pPr>
       <w:r>
-        <w:t xml:space="preserve">Looking back across the book, the same structure keeps reappearing. Almost every mechanism the earlier chapters described sits on a trade-off that no amount of engineering could remove, because improving one side worsens the other. Figure 13.7 collects them.</w:t>
+        <w:t xml:space="preserve">Looking back across the book, the same structure keeps reappearing. Almost every mechanism the earlier chapters described sits on a trade-off that no amount of engineering could remove. Figure 13.7 collects them.</w:t>
       </w:r>
     </w:p>
     <w:p>
@@ -1781,7 +1781,7 @@
         <w:pStyle w:val="BodyText"/>
       </w:pPr>
       <w:r>
-        <w:t xml:space="preserve">Some are trade-offs between holding and changing. A memory system must be stable enough to keep what it has learned and plastic enough to learn more, and Chapter 5 described the brain’s answer: a fast hippocampal store and a slow cortical one, with sleep to move memories between them. The constraint here is statistical rather than physical: a single network that learns fast enough to capture one experience will overwrite what it already knew, so two learners working at different rates are the economical answer. A perceptual system must weigh what it expects against what it receives, and Chapters 6 and 12 described the price of getting the balance wrong in either direction, from illusions to hallucinations. A neuron that adapts to the range of its input gains sensitivity within that range at the cost of losing the absolute level, which is why, as Chapter 12 described, a waterfall can make a still rock face appear to drift.</w:t>
+        <w:t xml:space="preserve">Some are trade-offs between holding and changing. A memory system must be stable enough to keep what it has learned and plastic enough to learn more, and Chapter 5 described the brain’s answer: a fast hippocampal store and a slow cortical one, with sleep to move memories between them. Here the constraint is statistical rather than physical. A perceptual system must weigh what it expects against what it receives, and Chapters 6 and 12 described the price of getting the balance wrong in either direction, from illusions to hallucinations. A neuron that adapts to the range of its input gains sensitivity within that range at the cost of losing the absolute level, which is why, as Chapter 12 described, a waterfall can make a still rock face appear to drift.</w:t>
       </w:r>
     </w:p>
     <w:p>
@@ -1809,7 +1809,7 @@
         <w:t xml:space="preserve"> </w:t>
       </w:r>
       <w:r>
-        <w:t xml:space="preserve">and stress, as Chapter 7 described, tips the balance from deliberation toward fast, habitual responses. A fixed design must choose one compromise for every situation. A design that can move along its fronts can choose a different compromise for each.</w:t>
+        <w:t xml:space="preserve">and stress, as Chapter 7 described, tips the balance from deliberation toward fast, habitual responses.</w:t>
       </w:r>
     </w:p>
     <w:bookmarkEnd w:id="105"/>
